--- a/SPEA Data Report/Lesson Observation - Igor- 12_11.docx
+++ b/SPEA Data Report/Lesson Observation - Igor- 12_11.docx
@@ -26,7 +26,7 @@
           <wp:anchor allowOverlap="1" behindDoc="0" distB="0" distT="0" distL="0" distR="0" hidden="0" layoutInCell="1" locked="0" relativeHeight="0" simplePos="0">
             <wp:simplePos x="0" y="0"/>
             <wp:positionH relativeFrom="column">
-              <wp:posOffset>-173672</wp:posOffset>
+              <wp:posOffset>-173671</wp:posOffset>
             </wp:positionH>
             <wp:positionV relativeFrom="paragraph">
               <wp:posOffset>0</wp:posOffset>
@@ -43,7 +43,7 @@
                     <pic:cNvPicPr preferRelativeResize="0"/>
                   </pic:nvPicPr>
                   <pic:blipFill>
-                    <a:blip r:embed="rId6"/>
+                    <a:blip r:embed="rId7"/>
                     <a:srcRect b="0" l="0" r="0" t="0"/>
                     <a:stretch>
                       <a:fillRect/>
@@ -213,7 +213,6 @@
             <w:pPr>
               <w:keepNext w:val="0"/>
               <w:keepLines w:val="0"/>
-              <w:pageBreakBefore w:val="0"/>
               <w:widowControl w:val="0"/>
               <w:pBdr>
                 <w:top w:space="0" w:sz="0" w:val="nil"/>
@@ -241,7 +240,7 @@
                 <w:szCs w:val="20"/>
                 <w:rtl w:val="0"/>
               </w:rPr>
-              <w:t xml:space="preserve">Teacher:  Mr Igor</w:t>
+              <w:t xml:space="preserve">Teacher:  Mr Igorthe</w:t>
             </w:r>
             <w:r>
               <w:rPr>
@@ -265,7 +264,6 @@
             <w:pPr>
               <w:keepNext w:val="0"/>
               <w:keepLines w:val="0"/>
-              <w:pageBreakBefore w:val="0"/>
               <w:widowControl w:val="0"/>
               <w:pBdr>
                 <w:top w:space="0" w:sz="0" w:val="nil"/>
@@ -317,7 +315,6 @@
             <w:pPr>
               <w:keepNext w:val="0"/>
               <w:keepLines w:val="0"/>
-              <w:pageBreakBefore w:val="0"/>
               <w:widowControl w:val="0"/>
               <w:pBdr>
                 <w:top w:space="0" w:sz="0" w:val="nil"/>
@@ -375,7 +372,6 @@
             <w:pPr>
               <w:keepNext w:val="0"/>
               <w:keepLines w:val="0"/>
-              <w:pageBreakBefore w:val="0"/>
               <w:widowControl w:val="0"/>
               <w:pBdr>
                 <w:top w:space="0" w:sz="0" w:val="nil"/>
@@ -427,7 +423,6 @@
             <w:pPr>
               <w:keepNext w:val="0"/>
               <w:keepLines w:val="0"/>
-              <w:pageBreakBefore w:val="0"/>
               <w:widowControl w:val="0"/>
               <w:pBdr>
                 <w:top w:space="0" w:sz="0" w:val="nil"/>
@@ -479,7 +474,6 @@
             <w:pPr>
               <w:keepNext w:val="0"/>
               <w:keepLines w:val="0"/>
-              <w:pageBreakBefore w:val="0"/>
               <w:widowControl w:val="0"/>
               <w:pBdr>
                 <w:top w:space="0" w:sz="0" w:val="nil"/>
@@ -4864,7 +4858,6 @@
           </w:tcPr>
           <w:p>
             <w:pPr>
-              <w:pageBreakBefore w:val="0"/>
               <w:tabs>
                 <w:tab w:val="left" w:leader="none" w:pos="6521"/>
               </w:tabs>
@@ -4912,7 +4905,6 @@
           </w:tcPr>
           <w:p>
             <w:pPr>
-              <w:pageBreakBefore w:val="0"/>
               <w:widowControl w:val="0"/>
               <w:spacing w:before="0" w:line="240" w:lineRule="auto"/>
               <w:rPr>
@@ -4950,7 +4942,6 @@
           </w:tcPr>
           <w:p>
             <w:pPr>
-              <w:pageBreakBefore w:val="0"/>
               <w:widowControl w:val="0"/>
               <w:spacing w:before="0" w:line="240" w:lineRule="auto"/>
               <w:rPr>
@@ -4975,7 +4966,6 @@
           </w:p>
           <w:p>
             <w:pPr>
-              <w:pageBreakBefore w:val="0"/>
               <w:widowControl w:val="0"/>
               <w:spacing w:before="0" w:line="240" w:lineRule="auto"/>
               <w:rPr>
@@ -5008,7 +4998,6 @@
           </w:tcPr>
           <w:p>
             <w:pPr>
-              <w:pageBreakBefore w:val="0"/>
               <w:widowControl w:val="0"/>
               <w:spacing w:before="0" w:line="240" w:lineRule="auto"/>
               <w:rPr>
@@ -5033,7 +5022,6 @@
           </w:p>
           <w:p>
             <w:pPr>
-              <w:pageBreakBefore w:val="0"/>
               <w:widowControl w:val="0"/>
               <w:spacing w:before="0" w:line="240" w:lineRule="auto"/>
               <w:rPr>
@@ -5608,4 +5596,19 @@
   </a:objectDefaults>
   <a:extraClrSchemeLst/>
 </a:theme>
+</file>
+
+<file path=customXML/item1.xml><?xml version="1.0" encoding="utf-8"?>
+<go:gDocsCustomXmlDataStorage xmlns:go="http://customooxmlschemas.google.com/" xmlns:r="http://schemas.openxmlformats.org/officeDocument/2006/relationships" uri="GoogleDocsCustomDataVersion2">
+  <go:docsCustomData xmlns:go="http://customooxmlschemas.google.com/" roundtripDataSignature="AMtx7mhfytgm+zW28+f3oeTiblzyPBdmEA==">CgMxLjA4AHIhMUxCWkVpMVNsWEtzM0I2aDE3eEdoUFpYZE9IS1ZuR0Fa</go:docsCustomData>
+</go:gDocsCustomXmlDataStorage>
+</file>
+
+<file path=customXML/itemProps1.xml><?xml version="1.0" encoding="utf-8"?>
+<ds:datastoreItem xmlns:ds="http://schemas.openxmlformats.org/officeDocument/2006/customXml" ds:itemID="{11111111-1234-1234-1234-123412341234}">
+  <ds:schemaRefs>
+    <ds:schemaRef ds:uri="http://schemas.openxmlformats.org/officeDocument/2006/relationships"/>
+    <ds:schemaRef ds:uri="http://customooxmlschemas.google.com/"/>
+  </ds:schemaRefs>
+</ds:datastoreItem>
 </file>